--- a/modelos/03 - NOVA DECLARAÇÃO DE HIPOSSUFICIENCIA.docx
+++ b/modelos/03 - NOVA DECLARAÇÃO DE HIPOSSUFICIENCIA.docx
@@ -107,6 +107,18 @@
       <w:r>
         <w:rPr>
           <w:rFonts w:ascii="Bookman Old Style" w:hAnsi="Bookman Old Style"/>
+        </w:rPr>
+        <w:t>${litis}</w:t>
+      </w:r>
+      <w:r>
+        <w:rPr>
+          <w:rFonts w:ascii="Bookman Old Style" w:hAnsi="Bookman Old Style"/>
+        </w:rPr>
+        <w:t xml:space="preserve"> </w:t>
+      </w:r>
+      <w:r>
+        <w:rPr>
+          <w:rFonts w:ascii="Bookman Old Style" w:hAnsi="Bookman Old Style"/>
           <w:b/>
           <w:bCs/>
           <w:i/>
@@ -274,7 +286,6 @@
           <w:rFonts w:ascii="Bookman Old Style" w:hAnsi="Bookman Old Style"/>
           <w:b/>
           <w:bCs/>
-          <w:lang w:val="en-US"/>
         </w:rPr>
       </w:pPr>
       <w:r>
@@ -282,7 +293,6 @@
           <w:rFonts w:ascii="Bookman Old Style" w:hAnsi="Bookman Old Style"/>
           <w:b/>
           <w:bCs/>
-          <w:lang w:val="en-US"/>
         </w:rPr>
         <w:t>${ASS_LEFT} ${ASS_CENTER} ${ASS_RIGHT}</w:t>
       </w:r>
